--- a/Documentation/ADEROUTE BILLING SYSTEM.docx
+++ b/Documentation/ADEROUTE BILLING SYSTEM.docx
@@ -35,7 +35,7 @@
     <w:p>
       <w:r>
         <w:pict w14:anchorId="34D1B115">
-          <v:rect id="_x0000_i1121" style="width:0;height:.75pt" o:hralign="center" o:hrstd="t" o:hr="t" fillcolor="#a0a0a0" stroked="f"/>
+          <v:rect id="_x0000_i1025" style="width:0;height:.75pt" o:hralign="center" o:hrstd="t" o:hr="t" fillcolor="#a0a0a0" stroked="f"/>
         </w:pict>
       </w:r>
     </w:p>
@@ -156,7 +156,7 @@
     <w:p>
       <w:r>
         <w:pict w14:anchorId="6B833F94">
-          <v:rect id="_x0000_i1122" style="width:0;height:.75pt" o:hralign="center" o:hrstd="t" o:hr="t" fillcolor="#a0a0a0" stroked="f"/>
+          <v:rect id="_x0000_i1026" style="width:0;height:.75pt" o:hralign="center" o:hrstd="t" o:hr="t" fillcolor="#a0a0a0" stroked="f"/>
         </w:pict>
       </w:r>
     </w:p>
@@ -543,7 +543,7 @@
     <w:p>
       <w:r>
         <w:pict w14:anchorId="252AFF83">
-          <v:rect id="_x0000_i1123" style="width:0;height:.75pt" o:hralign="center" o:hrstd="t" o:hr="t" fillcolor="#a0a0a0" stroked="f"/>
+          <v:rect id="_x0000_i1027" style="width:0;height:.75pt" o:hralign="center" o:hrstd="t" o:hr="t" fillcolor="#a0a0a0" stroked="f"/>
         </w:pict>
       </w:r>
     </w:p>
@@ -907,7 +907,7 @@
     <w:p>
       <w:r>
         <w:pict w14:anchorId="7D990A0C">
-          <v:rect id="_x0000_i1124" style="width:0;height:.75pt" o:hralign="center" o:hrstd="t" o:hr="t" fillcolor="#a0a0a0" stroked="f"/>
+          <v:rect id="_x0000_i1028" style="width:0;height:.75pt" o:hralign="center" o:hrstd="t" o:hr="t" fillcolor="#a0a0a0" stroked="f"/>
         </w:pict>
       </w:r>
     </w:p>
@@ -1166,7 +1166,7 @@
     <w:p>
       <w:r>
         <w:pict w14:anchorId="732356CE">
-          <v:rect id="_x0000_i1125" style="width:0;height:.75pt" o:hralign="center" o:hrstd="t" o:hr="t" fillcolor="#a0a0a0" stroked="f"/>
+          <v:rect id="_x0000_i1029" style="width:0;height:.75pt" o:hralign="center" o:hrstd="t" o:hr="t" fillcolor="#a0a0a0" stroked="f"/>
         </w:pict>
       </w:r>
     </w:p>
@@ -1345,7 +1345,7 @@
     <w:p>
       <w:r>
         <w:pict w14:anchorId="2DC62522">
-          <v:rect id="_x0000_i1126" style="width:0;height:.75pt" o:hralign="center" o:hrstd="t" o:hr="t" fillcolor="#a0a0a0" stroked="f"/>
+          <v:rect id="_x0000_i1030" style="width:0;height:.75pt" o:hralign="center" o:hrstd="t" o:hr="t" fillcolor="#a0a0a0" stroked="f"/>
         </w:pict>
       </w:r>
     </w:p>
@@ -1537,7 +1537,7 @@
     <w:p>
       <w:r>
         <w:pict w14:anchorId="258B4C6A">
-          <v:rect id="_x0000_i1127" style="width:0;height:.75pt" o:hralign="center" o:hrstd="t" o:hr="t" fillcolor="#a0a0a0" stroked="f"/>
+          <v:rect id="_x0000_i1031" style="width:0;height:.75pt" o:hralign="center" o:hrstd="t" o:hr="t" fillcolor="#a0a0a0" stroked="f"/>
         </w:pict>
       </w:r>
     </w:p>
@@ -1740,7 +1740,7 @@
     <w:p>
       <w:r>
         <w:pict w14:anchorId="6BFF47C9">
-          <v:rect id="_x0000_i1128" style="width:0;height:.75pt" o:hralign="center" o:hrstd="t" o:hr="t" fillcolor="#a0a0a0" stroked="f"/>
+          <v:rect id="_x0000_i1032" style="width:0;height:.75pt" o:hralign="center" o:hrstd="t" o:hr="t" fillcolor="#a0a0a0" stroked="f"/>
         </w:pict>
       </w:r>
     </w:p>
@@ -2025,7 +2025,7 @@
     <w:p>
       <w:r>
         <w:pict w14:anchorId="3B71DC96">
-          <v:rect id="_x0000_i1129" style="width:0;height:.75pt" o:hralign="center" o:hrstd="t" o:hr="t" fillcolor="#a0a0a0" stroked="f"/>
+          <v:rect id="_x0000_i1033" style="width:0;height:.75pt" o:hralign="center" o:hrstd="t" o:hr="t" fillcolor="#a0a0a0" stroked="f"/>
         </w:pict>
       </w:r>
     </w:p>
@@ -2347,7 +2347,7 @@
     <w:p>
       <w:r>
         <w:pict w14:anchorId="1A2835FE">
-          <v:rect id="_x0000_i1130" style="width:0;height:.75pt" o:hralign="center" o:hrstd="t" o:hr="t" fillcolor="#a0a0a0" stroked="f"/>
+          <v:rect id="_x0000_i1034" style="width:0;height:.75pt" o:hralign="center" o:hrstd="t" o:hr="t" fillcolor="#a0a0a0" stroked="f"/>
         </w:pict>
       </w:r>
     </w:p>
@@ -2677,7 +2677,7 @@
     <w:p>
       <w:r>
         <w:pict w14:anchorId="13AC2067">
-          <v:rect id="_x0000_i1131" style="width:0;height:.75pt" o:hralign="center" o:hrstd="t" o:hr="t" fillcolor="#a0a0a0" stroked="f"/>
+          <v:rect id="_x0000_i1035" style="width:0;height:.75pt" o:hralign="center" o:hrstd="t" o:hr="t" fillcolor="#a0a0a0" stroked="f"/>
         </w:pict>
       </w:r>
     </w:p>
@@ -2846,7 +2846,7 @@
     <w:p>
       <w:r>
         <w:pict w14:anchorId="4D63BBB3">
-          <v:rect id="_x0000_i1132" style="width:0;height:.75pt" o:hralign="center" o:hrstd="t" o:hr="t" fillcolor="#a0a0a0" stroked="f"/>
+          <v:rect id="_x0000_i1036" style="width:0;height:.75pt" o:hralign="center" o:hrstd="t" o:hr="t" fillcolor="#a0a0a0" stroked="f"/>
         </w:pict>
       </w:r>
     </w:p>
@@ -2973,7 +2973,7 @@
     <w:p>
       <w:r>
         <w:pict w14:anchorId="0624A948">
-          <v:rect id="_x0000_i1133" style="width:0;height:.75pt" o:hralign="center" o:hrstd="t" o:hr="t" fillcolor="#a0a0a0" stroked="f"/>
+          <v:rect id="_x0000_i1037" style="width:0;height:.75pt" o:hralign="center" o:hrstd="t" o:hr="t" fillcolor="#a0a0a0" stroked="f"/>
         </w:pict>
       </w:r>
     </w:p>
@@ -3055,7 +3055,7 @@
     <w:p>
       <w:r>
         <w:pict w14:anchorId="477EEE2C">
-          <v:rect id="_x0000_i1134" style="width:0;height:.75pt" o:hralign="center" o:hrstd="t" o:hr="t" fillcolor="#a0a0a0" stroked="f"/>
+          <v:rect id="_x0000_i1038" style="width:0;height:.75pt" o:hralign="center" o:hrstd="t" o:hr="t" fillcolor="#a0a0a0" stroked="f"/>
         </w:pict>
       </w:r>
     </w:p>
@@ -3149,7 +3149,7 @@
     <w:p>
       <w:r>
         <w:pict w14:anchorId="6B83DE9B">
-          <v:rect id="_x0000_i1135" style="width:0;height:.75pt" o:hralign="center" o:hrstd="t" o:hr="t" fillcolor="#a0a0a0" stroked="f"/>
+          <v:rect id="_x0000_i1039" style="width:0;height:.75pt" o:hralign="center" o:hrstd="t" o:hr="t" fillcolor="#a0a0a0" stroked="f"/>
         </w:pict>
       </w:r>
     </w:p>
@@ -3287,7 +3287,7 @@
     <w:p>
       <w:r>
         <w:pict w14:anchorId="3CFFCB3B">
-          <v:rect id="_x0000_i1136" style="width:0;height:.75pt" o:hralign="center" o:hrstd="t" o:hr="t" fillcolor="#a0a0a0" stroked="f"/>
+          <v:rect id="_x0000_i1040" style="width:0;height:.75pt" o:hralign="center" o:hrstd="t" o:hr="t" fillcolor="#a0a0a0" stroked="f"/>
         </w:pict>
       </w:r>
     </w:p>
@@ -3309,7 +3309,27 @@
         <w:t>End of Documentation</w:t>
       </w:r>
     </w:p>
-    <w:p/>
+    <w:p>
+      <w:r>
+        <w:br/>
+      </w:r>
+      <w:r>
+        <w:br/>
+      </w:r>
+      <w:r>
+        <w:br/>
+      </w:r>
+      <w:r>
+        <w:br/>
+      </w:r>
+      <w:r>
+        <w:t xml:space="preserve">-check next public isp app url env variable for .env.local files of mpesa payment app and isp billing system app, -check next public isp app url env variable for convex dashboards of both </w:t>
+      </w:r>
+      <w:r>
+        <w:lastRenderedPageBreak/>
+        <w:t>mpesa app and isp billing app -check next public isp app url env variable for vercel for both apps, -check the file for D:\Documents\CODE_WITH_ERICADESHH\GitHub\isp-billing-system\src\app\quick-pay\page.tsx, ensure the process.env.NEXT_PUBLIC_ISP_APP_URL is matching,</w:t>
+      </w:r>
+    </w:p>
     <w:sectPr>
       <w:pgSz w:w="12240" w:h="15840"/>
       <w:pgMar w:top="1440" w:right="1440" w:bottom="1440" w:left="1440" w:header="720" w:footer="720" w:gutter="0"/>
